--- a/dist/五子棋项目-概要设计说明书.docx
+++ b/dist/五子棋项目-概要设计说明书.docx
@@ -40,7 +40,7 @@
           <w:b w:val="0"/>
           <w:sz w:val="28"/>
         </w:rPr>
-        <w:t>小组成员：黄玉林</w:t>
+        <w:t>小组名：五子棋</w:t>
       </w:r>
     </w:p>
     <w:p>
